--- a/docs/TrademarkImage_Technical_Documentation_EN.docx
+++ b/docs/TrademarkImage_Technical_Documentation_EN.docx
@@ -24,7 +24,7 @@
           <w:color w:val="555555"/>
           <w:sz w:val="24"/>
         </w:rPr>
-        <w:t>Technical documentation - design, installation and operation (version 1.0.0)</w:t>
+        <w:t>Technical documentation - design, installation and operation (version 1.1.0)</w:t>
       </w:r>
     </w:p>
     <w:p>
@@ -37,7 +37,7 @@
     </w:p>
     <w:p>
       <w:r>
-        <w:t>Trademark Image Checker is a Windows desktop program that examines a raster image against a configurable set of criteria (file size, pixel dimensions, resolution and image type), shows the result in a GUI, lets the user choose valid target values for the failing properties and converts the image accordingly. Its default criteria correspond to typical trademark office image upload requirements.</w:t>
+        <w:t>Trademark Image Checker is a Windows desktop program that examines a raster image against a configurable set of criteria (file size, pixel dimensions, resolution and image type), shows the result in a GUI, lets the user choose valid target values for the failing properties and converts the image accordingly. Its default criteria correspond to typical trademark office image upload requirements. The user interface is localized (Hungarian by default, English included) and further languages can be added by editing a JSON file.</w:t>
       </w:r>
     </w:p>
     <w:p>
@@ -429,7 +429,7 @@
           <w:rFonts w:ascii="Consolas" w:hAnsi="Consolas" w:eastAsia="Consolas"/>
           <w:sz w:val="19"/>
         </w:rPr>
-        <w:t>.venv\Scripts\python.exe -m trademarkimage [--config FILE] [IMAGE]</w:t>
+        <w:t>.venv\Scripts\python.exe -m trademarkimage [--config FILE] [--lang CODE] [--locals FILE] [IMAGE]</w:t>
       </w:r>
     </w:p>
     <w:p>
@@ -442,7 +442,7 @@
           <w:rFonts w:ascii="Consolas" w:hAnsi="Consolas" w:eastAsia="Consolas"/>
           <w:sz w:val="19"/>
         </w:rPr>
-        <w:t>.venv\Scripts\python.exe run_trademarkimage.py [--config FILE] [IMAGE]</w:t>
+        <w:t>.venv\Scripts\python.exe run_trademarkimage.py [options] [IMAGE]</w:t>
       </w:r>
     </w:p>
     <w:p>
@@ -455,7 +455,7 @@
           <w:rFonts w:ascii="Consolas" w:hAnsi="Consolas" w:eastAsia="Consolas"/>
           <w:sz w:val="19"/>
         </w:rPr>
-        <w:t>dist\TrademarkImage.exe [--config FILE] [IMAGE]</w:t>
+        <w:t>dist\TrademarkImage.exe [options] [IMAGE]</w:t>
       </w:r>
     </w:p>
     <w:p>
@@ -524,6 +524,50 @@
           <w:p>
             <w:r>
               <w:t>Criteria JSON file. Default: criterias.json in the current (startup) directory.</w:t>
+            </w:r>
+          </w:p>
+        </w:tc>
+      </w:tr>
+      <w:tr>
+        <w:tc>
+          <w:tcPr>
+            <w:tcW w:type="dxa" w:w="2000"/>
+          </w:tcPr>
+          <w:p>
+            <w:r>
+              <w:t>--lang CODE</w:t>
+            </w:r>
+          </w:p>
+        </w:tc>
+        <w:tc>
+          <w:tcPr>
+            <w:tcW w:type="dxa" w:w="7400"/>
+          </w:tcPr>
+          <w:p>
+            <w:r>
+              <w:t>User interface language, e.g. hu or en. Default: default_language of locals.json (hu).</w:t>
+            </w:r>
+          </w:p>
+        </w:tc>
+      </w:tr>
+      <w:tr>
+        <w:tc>
+          <w:tcPr>
+            <w:tcW w:type="dxa" w:w="2000"/>
+          </w:tcPr>
+          <w:p>
+            <w:r>
+              <w:t>--locals FILE</w:t>
+            </w:r>
+          </w:p>
+        </w:tc>
+        <w:tc>
+          <w:tcPr>
+            <w:tcW w:type="dxa" w:w="7400"/>
+          </w:tcPr>
+          <w:p>
+            <w:r>
+              <w:t>Additional localization file merged over the built-in texts. Default: locals.json in the current directory, if it exists.</w:t>
             </w:r>
           </w:p>
         </w:tc>
@@ -735,7 +779,51 @@
           </w:tcPr>
           <w:p>
             <w:r>
-              <w:t>Tkinter UI: App main window, CriteriaPanel, ValueDialog; drag and drop via tkinterdnd2.</w:t>
+              <w:t>Tkinter UI: App main window (with language selector), CriteriaPanel, ValueDialog; drag and drop via tkinterdnd2.</w:t>
+            </w:r>
+          </w:p>
+        </w:tc>
+      </w:tr>
+      <w:tr>
+        <w:tc>
+          <w:tcPr>
+            <w:tcW w:type="dxa" w:w="2400"/>
+          </w:tcPr>
+          <w:p>
+            <w:r>
+              <w:t>i18n.py</w:t>
+            </w:r>
+          </w:p>
+        </w:tc>
+        <w:tc>
+          <w:tcPr>
+            <w:tcW w:type="dxa" w:w="7000"/>
+          </w:tcPr>
+          <w:p>
+            <w:r>
+              <w:t>Localization: loads locals.json, merges extra files, keeps the current language, tr(key, **values) returns a translated text with its placeholders filled in.</w:t>
+            </w:r>
+          </w:p>
+        </w:tc>
+      </w:tr>
+      <w:tr>
+        <w:tc>
+          <w:tcPr>
+            <w:tcW w:type="dxa" w:w="2400"/>
+          </w:tcPr>
+          <w:p>
+            <w:r>
+              <w:t>locals.json</w:t>
+            </w:r>
+          </w:p>
+        </w:tc>
+        <w:tc>
+          <w:tcPr>
+            <w:tcW w:type="dxa" w:w="7000"/>
+          </w:tcPr>
+          <w:p>
+            <w:r>
+              <w:t>All user visible texts of every language (package data, also bundled into the exe).</w:t>
             </w:r>
           </w:p>
         </w:tc>
@@ -757,7 +845,7 @@
           </w:tcPr>
           <w:p>
             <w:r>
-              <w:t>Command line parsing and loading of the startup criteria; creates the window.</w:t>
+              <w:t>Command line parsing, localization set-up and loading of the startup criteria; creates the window.</w:t>
             </w:r>
           </w:p>
         </w:tc>
@@ -797,6 +885,10 @@
     <w:p>
       <w:pPr>
         <w:pStyle w:val="ListNumber"/>
+        <w:numPr>
+          <w:ilvl w:val="0"/>
+          <w:numId w:val="10"/>
+        </w:numPr>
       </w:pPr>
       <w:r>
         <w:t>app.main() parses the arguments and loads the criteria file (or the defaults).</w:t>
@@ -805,6 +897,10 @@
     <w:p>
       <w:pPr>
         <w:pStyle w:val="ListNumber"/>
+        <w:numPr>
+          <w:ilvl w:val="0"/>
+          <w:numId w:val="10"/>
+        </w:numPr>
       </w:pPr>
       <w:r>
         <w:t>The user drops or opens an image; App.open_image() calls analyzer.analyze() and creates a Session.</w:t>
@@ -813,6 +909,10 @@
     <w:p>
       <w:pPr>
         <w:pStyle w:val="ListNumber"/>
+        <w:numPr>
+          <w:ilvl w:val="0"/>
+          <w:numId w:val="10"/>
+        </w:numPr>
       </w:pPr>
       <w:r>
         <w:t>If Session.passed is true, a green OK button is shown; pressing it closes the program.</w:t>
@@ -821,6 +921,10 @@
     <w:p>
       <w:pPr>
         <w:pStyle w:val="ListNumber"/>
+        <w:numPr>
+          <w:ilvl w:val="0"/>
+          <w:numId w:val="10"/>
+        </w:numPr>
       </w:pPr>
       <w:r>
         <w:t>Otherwise one red button per flagged property is shown. Pressing it opens a ValueDialog; the input is validated by Session.parse_value() and stored with Session.set_target(). Valid buttons turn white.</w:t>
@@ -829,6 +933,10 @@
     <w:p>
       <w:pPr>
         <w:pStyle w:val="ListNumber"/>
+        <w:numPr>
+          <w:ilvl w:val="0"/>
+          <w:numId w:val="10"/>
+        </w:numPr>
       </w:pPr>
       <w:r>
         <w:t>When every property has a valid target value (Session.all_valid), App.convert_and_save() asks for the output file and format and calls converter.convert_image() with Session.conversion_settings().</w:t>
@@ -837,6 +945,10 @@
     <w:p>
       <w:pPr>
         <w:pStyle w:val="ListNumber"/>
+        <w:numPr>
+          <w:ilvl w:val="0"/>
+          <w:numId w:val="10"/>
+        </w:numPr>
       </w:pPr>
       <w:r>
         <w:t>The written file is analysed again and checked against the criteria; the result is reported and the converted image is loaded into the window (which then shows the green OK button).</w:t>
@@ -1814,6 +1926,10 @@
     <w:p>
       <w:pPr>
         <w:pStyle w:val="ListNumber"/>
+        <w:numPr>
+          <w:ilvl w:val="0"/>
+          <w:numId w:val="11"/>
+        </w:numPr>
       </w:pPr>
       <w:r>
         <w:t>The image is rotated according to the EXIF orientation tag.</w:t>
@@ -1822,6 +1938,10 @@
     <w:p>
       <w:pPr>
         <w:pStyle w:val="ListNumber"/>
+        <w:numPr>
+          <w:ilvl w:val="0"/>
+          <w:numId w:val="11"/>
+        </w:numPr>
       </w:pPr>
       <w:r>
         <w:t>Transparency is composited onto a white background unless the target type is RGBA.</w:t>
@@ -1830,6 +1950,10 @@
     <w:p>
       <w:pPr>
         <w:pStyle w:val="ListNumber"/>
+        <w:numPr>
+          <w:ilvl w:val="0"/>
+          <w:numId w:val="11"/>
+        </w:numPr>
       </w:pPr>
       <w:r>
         <w:t>The image is resized with the Lanczos filter in a continuous-tone working mode (L, RGB, RGBA or CMYK).</w:t>
@@ -1838,6 +1962,10 @@
     <w:p>
       <w:pPr>
         <w:pStyle w:val="ListNumber"/>
+        <w:numPr>
+          <w:ilvl w:val="0"/>
+          <w:numId w:val="11"/>
+        </w:numPr>
       </w:pPr>
       <w:r>
         <w:t>The type is converted: B&amp;W uses a fixed threshold of 128 (no dithering, keeps logos crisp); palette uses an adaptive 256 colour palette; CMYK uses Pillow's plain RGB-&gt;CMYK conversion (no ICC colour management).</w:t>
@@ -1846,6 +1974,10 @@
     <w:p>
       <w:pPr>
         <w:pStyle w:val="ListNumber"/>
+        <w:numPr>
+          <w:ilvl w:val="0"/>
+          <w:numId w:val="11"/>
+        </w:numPr>
       </w:pPr>
       <w:r>
         <w:t>The image is encoded in memory with the chosen DPI. JPEG uses the highest quality between 95 and 40 that fits under the size limit (binary search). If the file is still too big, the image is scaled down proportionally, but never below the minimum width/height; if that is not enough an error is shown.</w:t>
@@ -1854,6 +1986,10 @@
     <w:p>
       <w:pPr>
         <w:pStyle w:val="ListNumber"/>
+        <w:numPr>
+          <w:ilvl w:val="0"/>
+          <w:numId w:val="11"/>
+        </w:numPr>
       </w:pPr>
       <w:r>
         <w:t>The data is written to the chosen file, then the file is analysed and checked again.</w:t>
@@ -2114,7 +2250,191 @@
         <w:pStyle w:val="Heading1"/>
       </w:pPr>
       <w:r>
-        <w:t>8. Tests</w:t>
+        <w:t>8. Localization</w:t>
+      </w:r>
+    </w:p>
+    <w:p>
+      <w:r>
+        <w:t>Every user visible text (window texts, buttons, dialogs, error messages, command line help) is stored in trademarkimage\locals.json and looked up by a key with i18n.tr(key, **values). Texts may contain {placeholders} (Python str.format syntax, e.g. {value:.2f}); \n in a text starts a new line.</w:t>
+      </w:r>
+    </w:p>
+    <w:p>
+      <w:pPr>
+        <w:spacing w:after="0"/>
+        <w:ind w:left="360"/>
+      </w:pPr>
+      <w:r>
+        <w:rPr>
+          <w:rFonts w:ascii="Consolas" w:hAnsi="Consolas" w:eastAsia="Consolas"/>
+          <w:sz w:val="19"/>
+        </w:rPr>
+        <w:t>{</w:t>
+      </w:r>
+    </w:p>
+    <w:p>
+      <w:pPr>
+        <w:spacing w:after="0"/>
+        <w:ind w:left="360"/>
+      </w:pPr>
+      <w:r>
+        <w:rPr>
+          <w:rFonts w:ascii="Consolas" w:hAnsi="Consolas" w:eastAsia="Consolas"/>
+          <w:sz w:val="19"/>
+        </w:rPr>
+        <w:t xml:space="preserve">  "default_language": "hu",</w:t>
+      </w:r>
+    </w:p>
+    <w:p>
+      <w:pPr>
+        <w:spacing w:after="0"/>
+        <w:ind w:left="360"/>
+      </w:pPr>
+      <w:r>
+        <w:rPr>
+          <w:rFonts w:ascii="Consolas" w:hAnsi="Consolas" w:eastAsia="Consolas"/>
+          <w:sz w:val="19"/>
+        </w:rPr>
+        <w:t xml:space="preserve">  "languages": {</w:t>
+      </w:r>
+    </w:p>
+    <w:p>
+      <w:pPr>
+        <w:spacing w:after="0"/>
+        <w:ind w:left="360"/>
+      </w:pPr>
+      <w:r>
+        <w:rPr>
+          <w:rFonts w:ascii="Consolas" w:hAnsi="Consolas" w:eastAsia="Consolas"/>
+          <w:sz w:val="19"/>
+        </w:rPr>
+        <w:t xml:space="preserve">    "hu": { "language_name": "Magyar",  "prop.width": "Szélesség", ... },</w:t>
+      </w:r>
+    </w:p>
+    <w:p>
+      <w:pPr>
+        <w:spacing w:after="0"/>
+        <w:ind w:left="360"/>
+      </w:pPr>
+      <w:r>
+        <w:rPr>
+          <w:rFonts w:ascii="Consolas" w:hAnsi="Consolas" w:eastAsia="Consolas"/>
+          <w:sz w:val="19"/>
+        </w:rPr>
+        <w:t xml:space="preserve">    "en": { "language_name": "English", "prop.width": "Width", ... }</w:t>
+      </w:r>
+    </w:p>
+    <w:p>
+      <w:pPr>
+        <w:spacing w:after="0"/>
+        <w:ind w:left="360"/>
+      </w:pPr>
+      <w:r>
+        <w:rPr>
+          <w:rFonts w:ascii="Consolas" w:hAnsi="Consolas" w:eastAsia="Consolas"/>
+          <w:sz w:val="19"/>
+        </w:rPr>
+        <w:t xml:space="preserve">  }</w:t>
+      </w:r>
+    </w:p>
+    <w:p>
+      <w:pPr>
+        <w:spacing w:after="0"/>
+        <w:ind w:left="360"/>
+      </w:pPr>
+      <w:r>
+        <w:rPr>
+          <w:rFonts w:ascii="Consolas" w:hAnsi="Consolas" w:eastAsia="Consolas"/>
+          <w:sz w:val="19"/>
+        </w:rPr>
+        <w:t>}</w:t>
+      </w:r>
+    </w:p>
+    <w:p>
+      <w:pPr>
+        <w:spacing w:after="0"/>
+      </w:pPr>
+    </w:p>
+    <w:p>
+      <w:pPr>
+        <w:pStyle w:val="ListBullet"/>
+      </w:pPr>
+      <w:r>
+        <w:rPr>
+          <w:b/>
+        </w:rPr>
+        <w:t xml:space="preserve">Default language: </w:t>
+      </w:r>
+      <w:r>
+        <w:t>Hungarian (default_language = hu). It can be changed with --lang, by setting default_language in a locals.json in the startup directory, or at run time with the Language (Nyelv) selector in the top right corner of the main window. Switching rebuilds the window; the loaded image and the chosen target values are kept.</w:t>
+      </w:r>
+    </w:p>
+    <w:p>
+      <w:pPr>
+        <w:pStyle w:val="ListBullet"/>
+      </w:pPr>
+      <w:r>
+        <w:rPr>
+          <w:b/>
+        </w:rPr>
+        <w:t xml:space="preserve">Loading order: </w:t>
+      </w:r>
+      <w:r>
+        <w:t>the built-in file (inside the package / exe) is always loaded; then a locals.json in the startup directory, or the file given with --locals, is merged over it key by key. Such a file may contain only the changed texts or only a new language.</w:t>
+      </w:r>
+    </w:p>
+    <w:p>
+      <w:pPr>
+        <w:pStyle w:val="ListBullet"/>
+      </w:pPr>
+      <w:r>
+        <w:rPr>
+          <w:b/>
+        </w:rPr>
+        <w:t xml:space="preserve">Fallback: </w:t>
+      </w:r>
+      <w:r>
+        <w:t>a text missing from the selected language is taken from English; an unknown key is shown as the key itself. If an edited text has a wrong placeholder, the English text is used instead, so a translation mistake cannot crash the program.</w:t>
+      </w:r>
+    </w:p>
+    <w:p>
+      <w:pPr>
+        <w:pStyle w:val="ListBullet"/>
+      </w:pPr>
+      <w:r>
+        <w:rPr>
+          <w:b/>
+        </w:rPr>
+        <w:t xml:space="preserve">Image type names: </w:t>
+      </w:r>
+      <w:r>
+        <w:t>the JSON criteria file and the code use fixed type ids (RGB, greyscale, B&amp;W ...); only their display names (type.* keys) are translated.</w:t>
+      </w:r>
+    </w:p>
+    <w:p>
+      <w:pPr>
+        <w:pStyle w:val="ListBullet"/>
+      </w:pPr>
+      <w:r>
+        <w:rPr>
+          <w:b/>
+        </w:rPr>
+        <w:t xml:space="preserve">Errors: </w:t>
+      </w:r>
+      <w:r>
+        <w:t>an invalid localization file or an unknown --lang code produces a start-up warning and the built-in texts / default language are used.</w:t>
+      </w:r>
+    </w:p>
+    <w:p>
+      <w:r>
+        <w:t>Adding a language: copy the "en" block in locals.json, change its code (e.g. "de"), set language_name and translate the values without changing the keys or placeholders. With the exe, edit the locals.json placed next to TrademarkImage.exe; no rebuild is needed. The test test_translation_is_complete checks that the built-in languages have the same keys and placeholders (add a new built-in language code to its parameter list).</w:t>
+      </w:r>
+    </w:p>
+    <w:p>
+      <w:pPr>
+        <w:pStyle w:val="Heading1"/>
+      </w:pPr>
+      <w:r>
+        <w:t>9. Tests</w:t>
       </w:r>
     </w:p>
     <w:p>
@@ -2137,7 +2457,7 @@
     </w:p>
     <w:p>
       <w:r>
-        <w:t>86 automated tests (tests directory) cover:</w:t>
+        <w:t>105 automated tests (tests directory) cover:</w:t>
       </w:r>
     </w:p>
     <w:p>
@@ -2182,10 +2502,23 @@
     </w:p>
     <w:p>
       <w:pPr>
+        <w:pStyle w:val="ListBullet"/>
+      </w:pPr>
+      <w:r>
+        <w:t>test_i18n.py - Hungarian default, completeness of the translations (same keys and placeholders), every key used in the code exists, English fallback, merging extra files and adding a language, invalid files, --lang/--locals handling, translated messages, and in the GUI: Hungarian start-up, live language switch keeping the session, translated image type names in the value dialog.</w:t>
+      </w:r>
+    </w:p>
+    <w:p>
+      <w:r>
+        <w:t>The tests run in English (an autouse fixture in conftest.py selects it) except the localization tests.</w:t>
+      </w:r>
+    </w:p>
+    <w:p>
+      <w:pPr>
         <w:pStyle w:val="Heading1"/>
       </w:pPr>
       <w:r>
-        <w:t>9. Building the Windows executable</w:t>
+        <w:t>10. Building the Windows executable</w:t>
       </w:r>
     </w:p>
     <w:p>
@@ -2214,6 +2547,10 @@
     <w:p>
       <w:pPr>
         <w:pStyle w:val="ListNumber"/>
+        <w:numPr>
+          <w:ilvl w:val="0"/>
+          <w:numId w:val="12"/>
+        </w:numPr>
       </w:pPr>
       <w:r>
         <w:t>Creates .venv-build with the given Python (default: python on PATH) if it does not exist.</w:t>
@@ -2222,6 +2559,10 @@
     <w:p>
       <w:pPr>
         <w:pStyle w:val="ListNumber"/>
+        <w:numPr>
+          <w:ilvl w:val="0"/>
+          <w:numId w:val="12"/>
+        </w:numPr>
       </w:pPr>
       <w:r>
         <w:t>Installs requirements.txt, pytest and PyInstaller into it.</w:t>
@@ -2230,6 +2571,10 @@
     <w:p>
       <w:pPr>
         <w:pStyle w:val="ListNumber"/>
+        <w:numPr>
+          <w:ilvl w:val="0"/>
+          <w:numId w:val="12"/>
+        </w:numPr>
       </w:pPr>
       <w:r>
         <w:t>Runs the test suite; the build stops if any test fails.</w:t>
@@ -2238,22 +2583,30 @@
     <w:p>
       <w:pPr>
         <w:pStyle w:val="ListNumber"/>
+        <w:numPr>
+          <w:ilvl w:val="0"/>
+          <w:numId w:val="12"/>
+        </w:numPr>
       </w:pPr>
       <w:r>
-        <w:t>Runs PyInstaller with TrademarkImage.spec: one-file, windowed (no console), tkinterdnd2 data and the native tkdnd library collected with collect_all, development packages excluded.</w:t>
+        <w:t>Runs PyInstaller with TrademarkImage.spec: one-file, windowed (no console), tkinterdnd2 data and the native tkdnd library (Windows builds only) collected, locals.json bundled as package data, development packages excluded.</w:t>
       </w:r>
     </w:p>
     <w:p>
       <w:pPr>
         <w:pStyle w:val="ListNumber"/>
+        <w:numPr>
+          <w:ilvl w:val="0"/>
+          <w:numId w:val="12"/>
+        </w:numPr>
       </w:pPr>
       <w:r>
-        <w:t>Result: dist\TrademarkImage.exe (about 19 MB) plus dist\criterias.example.json.</w:t>
+        <w:t>Result: dist\TrademarkImage.exe (about 19 MB) plus dist\criterias.example.json and an editable dist\locals.json.</w:t>
       </w:r>
     </w:p>
     <w:p>
       <w:r>
-        <w:t>Deployment: copy TrademarkImage.exe to the target machine. To use custom criteria, place a criterias.json next to the exe (when started by double click the startup directory is the exe folder) or start it with --config. The one-file exe unpacks itself into a temporary folder at start, so the first start takes a few seconds. Unsigned executables may trigger a Windows SmartScreen warning.</w:t>
+        <w:t>Deployment: copy TrademarkImage.exe (and optionally locals.json) to the target machine. To use custom criteria, place a criterias.json next to the exe (when started by double click the startup directory is the exe folder) or start it with --config. The exe works without locals.json, using its built-in texts. The one-file exe unpacks itself into a temporary folder at start, so the first start takes a few seconds. Unsigned executables may trigger a Windows SmartScreen warning.</w:t>
       </w:r>
     </w:p>
     <w:p>
@@ -2261,7 +2614,7 @@
         <w:pStyle w:val="Heading1"/>
       </w:pPr>
       <w:r>
-        <w:t>10. Known limitations</w:t>
+        <w:t>11. Known limitations</w:t>
       </w:r>
     </w:p>
     <w:p>
@@ -2301,7 +2654,15 @@
         <w:pStyle w:val="ListBullet"/>
       </w:pPr>
       <w:r>
-        <w:t>The GUI language is English; the user guide is available in Hungarian.</w:t>
+        <w:t>Numbers are always shown with a decimal point; input accepts both decimal point and comma.</w:t>
+      </w:r>
+    </w:p>
+    <w:p>
+      <w:pPr>
+        <w:pStyle w:val="ListBullet"/>
+      </w:pPr>
+      <w:r>
+        <w:t>The language chosen in the window is not remembered; use --lang or default_language in locals.json to change the start-up language permanently.</w:t>
       </w:r>
     </w:p>
     <w:p>
@@ -2309,7 +2670,7 @@
         <w:pStyle w:val="Heading1"/>
       </w:pPr>
       <w:r>
-        <w:t>11. Regenerating the documentation</w:t>
+        <w:t>12. Regenerating the documentation</w:t>
       </w:r>
     </w:p>
     <w:p>
@@ -2539,6 +2900,24 @@
   </w:num>
   <w:num w:numId="9">
     <w:abstractNumId w:val="0"/>
+  </w:num>
+  <w:num w:numId="10">
+    <w:abstractNumId w:val="7"/>
+    <w:lvlOverride w:ilvl="0">
+      <w:startOverride w:val="1"/>
+    </w:lvlOverride>
+  </w:num>
+  <w:num w:numId="11">
+    <w:abstractNumId w:val="7"/>
+    <w:lvlOverride w:ilvl="0">
+      <w:startOverride w:val="1"/>
+    </w:lvlOverride>
+  </w:num>
+  <w:num w:numId="12">
+    <w:abstractNumId w:val="7"/>
+    <w:lvlOverride w:ilvl="0">
+      <w:startOverride w:val="1"/>
+    </w:lvlOverride>
   </w:num>
 </w:numbering>
 </file>

--- a/docs/TrademarkImage_Technical_Documentation_EN.docx
+++ b/docs/TrademarkImage_Technical_Documentation_EN.docx
@@ -2674,6 +2674,11 @@
       </w:r>
     </w:p>
     <w:p>
+      <w:r>
+        <w:t>Both documents are generated by docs\make_docs.py from a single source, in Word (.docx) and Markdown (.md) format, so the two formats always have the same content. Edit the texts there, not in the generated files.</w:t>
+      </w:r>
+    </w:p>
+    <w:p>
       <w:pPr>
         <w:spacing w:after="0"/>
         <w:ind w:left="360"/>

--- a/docs/TrademarkImage_Technical_Documentation_EN.docx
+++ b/docs/TrademarkImage_Technical_Documentation_EN.docx
@@ -2675,7 +2675,7 @@
     </w:p>
     <w:p>
       <w:r>
-        <w:t>Both documents are generated by docs\make_docs.py from a single source, in Word (.docx) and Markdown (.md) format, so the two formats always have the same content. Edit the texts there, not in the generated files.</w:t>
+        <w:t>This technical documentation and the user manuals (English and Hungarian) are generated by docs\make_docs.py from a single source, in Word (.docx) and Markdown (.md) format, so the two formats always have the same content. Edit the texts there, not in the generated files.</w:t>
       </w:r>
     </w:p>
     <w:p>

--- a/docs/TrademarkImage_Technical_Documentation_EN.docx
+++ b/docs/TrademarkImage_Technical_Documentation_EN.docx
@@ -545,7 +545,7 @@
           </w:tcPr>
           <w:p>
             <w:r>
-              <w:t>User interface language, e.g. hu or en. Default: default_language of locals.json (hu).</w:t>
+              <w:t>User interface language, e.g. hu or en (case-insensitive). Default: default_language of locals.json (hu).</w:t>
             </w:r>
           </w:p>
         </w:tc>
@@ -601,6 +601,28 @@
           </w:tcPr>
           <w:p>
             <w:r>
+              <w:t>-h, --help, /?</w:t>
+            </w:r>
+          </w:p>
+        </w:tc>
+        <w:tc>
+          <w:tcPr>
+            <w:tcW w:type="dxa" w:w="7400"/>
+          </w:tcPr>
+          <w:p>
+            <w:r>
+              <w:t>Shows the description of the parameters in the selected language (e.g. --lang en --help) and exits.</w:t>
+            </w:r>
+          </w:p>
+        </w:tc>
+      </w:tr>
+      <w:tr>
+        <w:tc>
+          <w:tcPr>
+            <w:tcW w:type="dxa" w:w="2000"/>
+          </w:tcPr>
+          <w:p>
+            <w:r>
               <w:t>--version</w:t>
             </w:r>
           </w:p>
@@ -611,13 +633,79 @@
           </w:tcPr>
           <w:p>
             <w:r>
-              <w:t>Prints the version number.</w:t>
+              <w:t>Shows the program name and version number and exits.</w:t>
             </w:r>
           </w:p>
         </w:tc>
       </w:tr>
     </w:tbl>
     <w:p/>
+    <w:p>
+      <w:pPr>
+        <w:pStyle w:val="Heading2"/>
+      </w:pPr>
+      <w:r>
+        <w:t>2.5 Command line checking and messages</w:t>
+      </w:r>
+    </w:p>
+    <w:p>
+      <w:r>
+        <w:t>The command line is parsed by app.parse_args (not argparse, so that every message can be localized). Values can be given as '--config FILE' or '--config=FILE'. app.process_command_line then checks it and returns a Startup object (run, help, version or error):</w:t>
+      </w:r>
+    </w:p>
+    <w:p>
+      <w:pPr>
+        <w:pStyle w:val="ListBullet"/>
+      </w:pPr>
+      <w:r>
+        <w:t>Missing value (e.g. --config at the end, or followed by another parameter), a parameter given twice, an unknown parameter or more than one image file are errors.</w:t>
+      </w:r>
+    </w:p>
+    <w:p>
+      <w:pPr>
+        <w:pStyle w:val="ListBullet"/>
+      </w:pPr>
+      <w:r>
+        <w:t>--config and --locals must name an existing file that can be loaded as a criteria file / localization file; an incompatible file (e.g. an image, or a localization file given as --config) is an error that includes the reason.</w:t>
+      </w:r>
+    </w:p>
+    <w:p>
+      <w:pPr>
+        <w:pStyle w:val="ListBullet"/>
+      </w:pPr>
+      <w:r>
+        <w:t>--lang must be one of the available language codes (including languages from --locals).</w:t>
+      </w:r>
+    </w:p>
+    <w:p>
+      <w:pPr>
+        <w:pStyle w:val="ListBullet"/>
+      </w:pPr>
+      <w:r>
+        <w:t>The IMAGE must exist and be a readable image.</w:t>
+      </w:r>
+    </w:p>
+    <w:p>
+      <w:pPr>
+        <w:pStyle w:val="ListBullet"/>
+      </w:pPr>
+      <w:r>
+        <w:t>All errors are reported together, in the selected language, followed by a hint to use --help. The program then exits with exit code 2 without opening the window. Help and version exit with code 0.</w:t>
+      </w:r>
+    </w:p>
+    <w:p>
+      <w:pPr>
+        <w:pStyle w:val="ListBullet"/>
+      </w:pPr>
+      <w:r>
+        <w:t>Problems with the implicit criterias.json / locals.json of the startup directory are not command line errors: they produce a warning in the window and the defaults are used.</w:t>
+      </w:r>
+    </w:p>
+    <w:p>
+      <w:r>
+        <w:t>Output: when the program has a console (run from source with python), help and version are printed to standard output and errors to standard error. The Windows exe is a GUI program without a console, so there the help is shown in a window (fixed-width font) and the version and the errors in message boxes.</w:t>
+      </w:r>
+    </w:p>
     <w:p>
       <w:pPr>
         <w:pStyle w:val="Heading1"/>
@@ -845,7 +933,7 @@
           </w:tcPr>
           <w:p>
             <w:r>
-              <w:t>Command line parsing, localization set-up and loading of the startup criteria; creates the window.</w:t>
+              <w:t>Command line parsing and checking, help/version/error output, localization set-up and loading of the startup criteria; creates the window.</w:t>
             </w:r>
           </w:p>
         </w:tc>
@@ -2421,7 +2509,7 @@
         <w:t xml:space="preserve">Errors: </w:t>
       </w:r>
       <w:r>
-        <w:t>an invalid localization file or an unknown --lang code produces a start-up warning and the built-in texts / default language are used.</w:t>
+        <w:t>an invalid file given with --locals or an unknown --lang code is a command line error (see 2.5); an invalid locals.json in the startup directory only produces a warning and the built-in texts are used.</w:t>
       </w:r>
     </w:p>
     <w:p>
@@ -2457,7 +2545,7 @@
     </w:p>
     <w:p>
       <w:r>
-        <w:t>105 automated tests (tests directory) cover:</w:t>
+        <w:t>127 automated tests (tests directory) cover:</w:t>
       </w:r>
     </w:p>
     <w:p>
@@ -2465,7 +2553,7 @@
         <w:pStyle w:val="ListBullet"/>
       </w:pPr>
       <w:r>
-        <w:t>test_criteria.py - defaults, JSON round trip, partial files, every validation error, start-up loading and the --config parameter.</w:t>
+        <w:t>test_criteria.py - defaults, JSON round trip, partial files, every validation error.</w:t>
       </w:r>
     </w:p>
     <w:p>
@@ -2505,7 +2593,15 @@
         <w:pStyle w:val="ListBullet"/>
       </w:pPr>
       <w:r>
-        <w:t>test_i18n.py - Hungarian default, completeness of the translations (same keys and placeholders), every key used in the code exists, English fallback, merging extra files and adding a language, invalid files, --lang/--locals handling, translated messages, and in the GUI: Hungarian start-up, live language switch keeping the session, translated image type names in the value dialog.</w:t>
+        <w:t>test_i18n.py - Hungarian default, completeness of the translations (same keys and placeholders), every key used in the code exists, English fallback, merging extra files and adding a language, invalid files, translated messages, and in the GUI: Hungarian start-up, live language switch keeping the session, translated image type names in the value dialog.</w:t>
+      </w:r>
+    </w:p>
+    <w:p>
+      <w:pPr>
+        <w:pStyle w:val="ListBullet"/>
+      </w:pPr>
+      <w:r>
+        <w:t>test_cli.py - parsing (both value forms, missing values, duplicates, unknown parameters, extra arguments), help in Hungarian and English, version, every kind of invalid --config / --locals / --lang / image value, errors in the selected language, defaults from the startup directory, exit codes, and output to the console or - without a console, as in the exe - to a window.</w:t>
       </w:r>
     </w:p>
     <w:p>

--- a/docs/TrademarkImage_Technical_Documentation_EN.docx
+++ b/docs/TrademarkImage_Technical_Documentation_EN.docx
@@ -24,7 +24,7 @@
           <w:color w:val="555555"/>
           <w:sz w:val="24"/>
         </w:rPr>
-        <w:t>Technical documentation - design, installation and operation (version 1.1.0)</w:t>
+        <w:t>Technical documentation - design, installation and operation (version 1.2.0)</w:t>
       </w:r>
     </w:p>
     <w:p>
@@ -1321,6 +1321,38 @@
           </w:tcPr>
           <w:p>
             <w:r>
+              <w:t>max_dpi</w:t>
+            </w:r>
+          </w:p>
+        </w:tc>
+        <w:tc>
+          <w:tcPr>
+            <w:tcW w:type="dxa" w:w="2600"/>
+          </w:tcPr>
+          <w:p>
+            <w:r>
+              <w:t>600.0</w:t>
+            </w:r>
+          </w:p>
+        </w:tc>
+        <w:tc>
+          <w:tcPr>
+            <w:tcW w:type="dxa" w:w="4800"/>
+          </w:tcPr>
+          <w:p>
+            <w:r>
+              <w:t>Maximum resolution in DPI (the larger of the horizontal and vertical value is used).</w:t>
+            </w:r>
+          </w:p>
+        </w:tc>
+      </w:tr>
+      <w:tr>
+        <w:tc>
+          <w:tcPr>
+            <w:tcW w:type="dxa" w:w="2000"/>
+          </w:tcPr>
+          <w:p>
+            <w:r>
               <w:t>allowed_types</w:t>
             </w:r>
           </w:p>
@@ -1342,6 +1374,38 @@
           <w:p>
             <w:r>
               <w:t>Allowed image types. Known types: RGB, RGBA, greyscale, B&amp;W, CMYK, palette.</w:t>
+            </w:r>
+          </w:p>
+        </w:tc>
+      </w:tr>
+      <w:tr>
+        <w:tc>
+          <w:tcPr>
+            <w:tcW w:type="dxa" w:w="2000"/>
+          </w:tcPr>
+          <w:p>
+            <w:r>
+              <w:t>allow_progressive_jpeg</w:t>
+            </w:r>
+          </w:p>
+        </w:tc>
+        <w:tc>
+          <w:tcPr>
+            <w:tcW w:type="dxa" w:w="2600"/>
+          </w:tcPr>
+          <w:p>
+            <w:r>
+              <w:t>false</w:t>
+            </w:r>
+          </w:p>
+        </w:tc>
+        <w:tc>
+          <w:tcPr>
+            <w:tcW w:type="dxa" w:w="4800"/>
+          </w:tcPr>
+          <w:p>
+            <w:r>
+              <w:t>If false, progressive JPEG files fail the check (baseline JPEG required). Other formats are not affected.</w:t>
             </w:r>
           </w:p>
         </w:tc>
@@ -1454,7 +1518,33 @@
           <w:rFonts w:ascii="Consolas" w:hAnsi="Consolas" w:eastAsia="Consolas"/>
           <w:sz w:val="19"/>
         </w:rPr>
-        <w:t xml:space="preserve">  "allowed_types": ["RGB", "greyscale", "B&amp;W", "CMYK"]</w:t>
+        <w:t xml:space="preserve">  "max_dpi": 600.0,</w:t>
+      </w:r>
+    </w:p>
+    <w:p>
+      <w:pPr>
+        <w:spacing w:after="0"/>
+        <w:ind w:left="360"/>
+      </w:pPr>
+      <w:r>
+        <w:rPr>
+          <w:rFonts w:ascii="Consolas" w:hAnsi="Consolas" w:eastAsia="Consolas"/>
+          <w:sz w:val="19"/>
+        </w:rPr>
+        <w:t xml:space="preserve">  "allowed_types": ["RGB", "greyscale", "B&amp;W", "CMYK"],</w:t>
+      </w:r>
+    </w:p>
+    <w:p>
+      <w:pPr>
+        <w:spacing w:after="0"/>
+        <w:ind w:left="360"/>
+      </w:pPr>
+      <w:r>
+        <w:rPr>
+          <w:rFonts w:ascii="Consolas" w:hAnsi="Consolas" w:eastAsia="Consolas"/>
+          <w:sz w:val="19"/>
+        </w:rPr>
+        <w:t xml:space="preserve">  "allow_progressive_jpeg": false</w:t>
       </w:r>
     </w:p>
     <w:p>
@@ -1673,7 +1763,7 @@
           </w:tcPr>
           <w:p>
             <w:r>
-              <w:t>smaller of x/y DPI &gt;= min_dpi; a missing value fails</w:t>
+              <w:t>smaller of x/y DPI &gt;= min_dpi and larger &lt;= max_dpi; a missing value fails</w:t>
             </w:r>
           </w:p>
         </w:tc>
@@ -1706,6 +1796,38 @@
           <w:p>
             <w:r>
               <w:t>type is in allowed_types</w:t>
+            </w:r>
+          </w:p>
+        </w:tc>
+      </w:tr>
+      <w:tr>
+        <w:tc>
+          <w:tcPr>
+            <w:tcW w:type="dxa" w:w="1700"/>
+          </w:tcPr>
+          <w:p>
+            <w:r>
+              <w:t>JPEG encoding</w:t>
+            </w:r>
+          </w:p>
+        </w:tc>
+        <w:tc>
+          <w:tcPr>
+            <w:tcW w:type="dxa" w:w="4200"/>
+          </w:tcPr>
+          <w:p>
+            <w:r>
+              <w:t>JPEG files only: Pillow reports 'progressive' for a progressive (SOF2) file</w:t>
+            </w:r>
+          </w:p>
+        </w:tc>
+        <w:tc>
+          <w:tcPr>
+            <w:tcW w:type="dxa" w:w="3500"/>
+          </w:tcPr>
+          <w:p>
+            <w:r>
+              <w:t>baseline, or allow_progressive_jpeg is true; other formats always pass</w:t>
             </w:r>
           </w:p>
         </w:tc>
@@ -2068,7 +2190,7 @@
         </w:numPr>
       </w:pPr>
       <w:r>
-        <w:t>The image is encoded in memory with the chosen DPI. JPEG uses the highest quality between 95 and 40 that fits under the size limit (binary search). If the file is still too big, the image is scaled down proportionally, but never below the minimum width/height; if that is not enough an error is shown.</w:t>
+        <w:t>The image is encoded in memory with the chosen DPI (the original x/y values are kept when the resolution was not changed). JPEG is always written as baseline (not progressive) and uses the highest quality between 95 and 40 that fits under the size limit (binary search). If the file is still too big, the image is scaled down proportionally, but never below the minimum width/height; if that is not enough an error is shown.</w:t>
       </w:r>
     </w:p>
     <w:p>
@@ -2545,7 +2667,7 @@
     </w:p>
     <w:p>
       <w:r>
-        <w:t>127 automated tests (tests directory) cover:</w:t>
+        <w:t>149 automated tests (tests directory) cover:</w:t>
       </w:r>
     </w:p>
     <w:p>

--- a/docs/TrademarkImage_Technical_Documentation_EN.docx
+++ b/docs/TrademarkImage_Technical_Documentation_EN.docx
@@ -633,7 +633,7 @@
           </w:tcPr>
           <w:p>
             <w:r>
-              <w:t>Shows the program name and version number and exits.</w:t>
+              <w:t>Shows the version window (name, version, copyright, source URL) and exits.</w:t>
             </w:r>
           </w:p>
         </w:tc>
@@ -703,7 +703,7 @@
     </w:p>
     <w:p>
       <w:r>
-        <w:t>Output: when the program has a console (run from source with python), help and version are printed to standard output and errors to standard error. The Windows exe is a GUI program without a console, so there the help is shown in a window (fixed-width font) and the version and the errors in message boxes.</w:t>
+        <w:t>Output: when the program has a console (run from source with python), help and version are printed to standard output and errors to standard error. The Windows exe is a GUI program without a console, so there the help is shown in a window (fixed-width font), the version in the same window as the About button (gui.AboutDialog) and the errors in message boxes.</w:t>
       </w:r>
     </w:p>
     <w:p>
@@ -912,6 +912,28 @@
           <w:p>
             <w:r>
               <w:t>All user visible texts of every language (package data, also bundled into the exe).</w:t>
+            </w:r>
+          </w:p>
+        </w:tc>
+      </w:tr>
+      <w:tr>
+        <w:tc>
+          <w:tcPr>
+            <w:tcW w:type="dxa" w:w="2400"/>
+          </w:tcPr>
+          <w:p>
+            <w:r>
+              <w:t>about.py</w:t>
+            </w:r>
+          </w:p>
+        </w:tc>
+        <w:tc>
+          <w:tcPr>
+            <w:tcW w:type="dxa" w:w="7000"/>
+          </w:tcPr>
+          <w:p>
+            <w:r>
+              <w:t>Program identity: name and version, localized copyright line, source URL; used by the About button and --version.</w:t>
             </w:r>
           </w:p>
         </w:tc>
@@ -2667,7 +2689,7 @@
     </w:p>
     <w:p>
       <w:r>
-        <w:t>149 automated tests (tests directory) cover:</w:t>
+        <w:t>151 automated tests (tests directory) cover:</w:t>
       </w:r>
     </w:p>
     <w:p>

--- a/docs/TrademarkImage_Technical_Documentation_EN.docx
+++ b/docs/TrademarkImage_Technical_Documentation_EN.docx
@@ -650,7 +650,7 @@
     </w:p>
     <w:p>
       <w:r>
-        <w:t>The command line is parsed by app.parse_args (not argparse, so that every message can be localized). Values can be given as '--config FILE' or '--config=FILE'. app.process_command_line then checks it and returns a Startup object (run, help, version or error):</w:t>
+        <w:t>The command line is parsed by app.parse_args (not argparse, so that every message can be localized). Values can be given as '--config FILE' or '--config=FILE', also with spaces around the equals sign ('--config= FILE', '--config =FILE', '--config = FILE'); parameter names are case-insensitive, values are kept as given. app.process_command_line then checks it and returns a Startup object (run, help, version or error):</w:t>
       </w:r>
     </w:p>
     <w:p>
@@ -2689,7 +2689,7 @@
     </w:p>
     <w:p>
       <w:r>
-        <w:t>151 automated tests (tests directory) cover:</w:t>
+        <w:t>162 automated tests (tests directory) cover:</w:t>
       </w:r>
     </w:p>
     <w:p>
